--- a/lecNote/03_JavaScript/0520.ch02_기본문법.docx
+++ b/lecNote/03_JavaScript/0520.ch02_기본문법.docx
@@ -1,6 +1,6 @@
 
 <file path=word/document.xml><?xml version="1.0" encoding="utf-8"?>
-<w:document xmlns:wpc="http://schemas.microsoft.com/office/word/2010/wordprocessingCanvas" xmlns:cx="http://schemas.microsoft.com/office/drawing/2014/chartex" xmlns:mc="http://schemas.openxmlformats.org/markup-compatibility/2006" xmlns:o="urn:schemas-microsoft-com:office:office" xmlns:r="http://schemas.openxmlformats.org/officeDocument/2006/relationships" xmlns:m="http://schemas.openxmlformats.org/officeDocument/2006/math" xmlns:v="urn:schemas-microsoft-com:vml" xmlns:wp14="http://schemas.microsoft.com/office/word/2010/wordprocessingDrawing" xmlns:wp="http://schemas.openxmlformats.org/drawingml/2006/wordprocessingDrawing" xmlns:w10="urn:schemas-microsoft-com:office:word" xmlns:w="http://schemas.openxmlformats.org/wordprocessingml/2006/main" xmlns:w14="http://schemas.microsoft.com/office/word/2010/wordml" xmlns:w15="http://schemas.microsoft.com/office/word/2012/wordml" xmlns:w16se="http://schemas.microsoft.com/office/word/2015/wordml/symex" xmlns:wpg="http://schemas.microsoft.com/office/word/2010/wordprocessingGroup" xmlns:wpi="http://schemas.microsoft.com/office/word/2010/wordprocessingInk" xmlns:wne="http://schemas.microsoft.com/office/word/2006/wordml" xmlns:wps="http://schemas.microsoft.com/office/word/2010/wordprocessingShape" mc:Ignorable="w14 w15 w16se wp14">
+<w:document xmlns:wpc="http://schemas.microsoft.com/office/word/2010/wordprocessingCanvas" xmlns:cx="http://schemas.microsoft.com/office/drawing/2014/chartex" xmlns:cx1="http://schemas.microsoft.com/office/drawing/2015/9/8/chartex" xmlns:cx2="http://schemas.microsoft.com/office/drawing/2015/10/21/chartex" xmlns:cx3="http://schemas.microsoft.com/office/drawing/2016/5/9/chartex" xmlns:cx4="http://schemas.microsoft.com/office/drawing/2016/5/10/chartex" xmlns:cx5="http://schemas.microsoft.com/office/drawing/2016/5/11/chartex" xmlns:cx6="http://schemas.microsoft.com/office/drawing/2016/5/12/chartex" xmlns:cx7="http://schemas.microsoft.com/office/drawing/2016/5/13/chartex" xmlns:cx8="http://schemas.microsoft.com/office/drawing/2016/5/14/chartex" xmlns:mc="http://schemas.openxmlformats.org/markup-compatibility/2006" xmlns:aink="http://schemas.microsoft.com/office/drawing/2016/ink" xmlns:am3d="http://schemas.microsoft.com/office/drawing/2017/model3d" xmlns:o="urn:schemas-microsoft-com:office:office" xmlns:oel="http://schemas.microsoft.com/office/2019/extlst" xmlns:r="http://schemas.openxmlformats.org/officeDocument/2006/relationships" xmlns:m="http://schemas.openxmlformats.org/officeDocument/2006/math" xmlns:v="urn:schemas-microsoft-com:vml" xmlns:wp14="http://schemas.microsoft.com/office/word/2010/wordprocessingDrawing" xmlns:wp="http://schemas.openxmlformats.org/drawingml/2006/wordprocessingDrawing" xmlns:w10="urn:schemas-microsoft-com:office:word" xmlns:w="http://schemas.openxmlformats.org/wordprocessingml/2006/main" xmlns:w14="http://schemas.microsoft.com/office/word/2010/wordml" xmlns:w15="http://schemas.microsoft.com/office/word/2012/wordml" xmlns:w16cex="http://schemas.microsoft.com/office/word/2018/wordml/cex" xmlns:w16cid="http://schemas.microsoft.com/office/word/2016/wordml/cid" xmlns:w16="http://schemas.microsoft.com/office/word/2018/wordml" xmlns:w16du="http://schemas.microsoft.com/office/word/2023/wordml/word16du" xmlns:w16sdtdh="http://schemas.microsoft.com/office/word/2020/wordml/sdtdatahash" xmlns:w16sdtfl="http://schemas.microsoft.com/office/word/2024/wordml/sdtformatlock" xmlns:w16se="http://schemas.microsoft.com/office/word/2015/wordml/symex" xmlns:wpg="http://schemas.microsoft.com/office/word/2010/wordprocessingGroup" xmlns:wpi="http://schemas.microsoft.com/office/word/2010/wordprocessingInk" xmlns:wne="http://schemas.microsoft.com/office/word/2006/wordml" xmlns:wps="http://schemas.microsoft.com/office/word/2010/wordprocessingShape" mc:Ignorable="w14 w15 w16se w16cid w16 w16cex w16sdtdh w16sdtfl w16du wp14">
   <w:body>
     <w:p>
       <w:pPr>
@@ -229,7 +229,19 @@
         <w:rPr>
           <w:rFonts w:hint="eastAsia"/>
         </w:rPr>
-        <w:t>reak, else, instanceof, true, case, false, new try, catch, finally, null, typeof, continue, for, switch, void, delete, if, this, while, do, in, throw, with</w:t>
+        <w:t>reak, else, instanceof, true, case, false, new</w:t>
+      </w:r>
+      <w:r>
+        <w:rPr>
+          <w:rFonts w:hint="eastAsia"/>
+        </w:rPr>
+        <w:t>,</w:t>
+      </w:r>
+      <w:r>
+        <w:rPr>
+          <w:rFonts w:hint="eastAsia"/>
+        </w:rPr>
+        <w:t xml:space="preserve"> try, catch, finally, null, typeof, continue, for, switch, void, delete, if, this, while, do, in, throw, with</w:t>
       </w:r>
     </w:p>
     <w:p>
@@ -7871,18 +7883,7 @@
           <w:kern w:val="0"/>
           <w:szCs w:val="20"/>
         </w:rPr>
-        <w:t xml:space="preserve"> document.write</w:t>
-      </w:r>
-      <w:bookmarkStart w:id="0" w:name="_GoBack"/>
-      <w:bookmarkEnd w:id="0"/>
-      <w:r>
-        <w:rPr>
-          <w:rFonts w:ascii="돋움체" w:eastAsia="돋움체" w:cs="돋움체"/>
-          <w:color w:val="000000" w:themeColor="text1"/>
-          <w:kern w:val="0"/>
-          <w:szCs w:val="20"/>
-        </w:rPr>
-        <w:t>()</w:t>
+        <w:t xml:space="preserve"> document.write()</w:t>
       </w:r>
       <w:r>
         <w:rPr>
@@ -7924,7 +7925,7 @@
 </file>
 
 <file path=word/endnotes.xml><?xml version="1.0" encoding="utf-8"?>
-<w:endnotes xmlns:wpc="http://schemas.microsoft.com/office/word/2010/wordprocessingCanvas" xmlns:cx="http://schemas.microsoft.com/office/drawing/2014/chartex" xmlns:mc="http://schemas.openxmlformats.org/markup-compatibility/2006" xmlns:o="urn:schemas-microsoft-com:office:office" xmlns:r="http://schemas.openxmlformats.org/officeDocument/2006/relationships" xmlns:m="http://schemas.openxmlformats.org/officeDocument/2006/math" xmlns:v="urn:schemas-microsoft-com:vml" xmlns:wp14="http://schemas.microsoft.com/office/word/2010/wordprocessingDrawing" xmlns:wp="http://schemas.openxmlformats.org/drawingml/2006/wordprocessingDrawing" xmlns:w10="urn:schemas-microsoft-com:office:word" xmlns:w="http://schemas.openxmlformats.org/wordprocessingml/2006/main" xmlns:w14="http://schemas.microsoft.com/office/word/2010/wordml" xmlns:w15="http://schemas.microsoft.com/office/word/2012/wordml" xmlns:w16se="http://schemas.microsoft.com/office/word/2015/wordml/symex" xmlns:wpg="http://schemas.microsoft.com/office/word/2010/wordprocessingGroup" xmlns:wpi="http://schemas.microsoft.com/office/word/2010/wordprocessingInk" xmlns:wne="http://schemas.microsoft.com/office/word/2006/wordml" xmlns:wps="http://schemas.microsoft.com/office/word/2010/wordprocessingShape" mc:Ignorable="w14 w15 w16se wp14">
+<w:endnotes xmlns:wpc="http://schemas.microsoft.com/office/word/2010/wordprocessingCanvas" xmlns:cx="http://schemas.microsoft.com/office/drawing/2014/chartex" xmlns:cx1="http://schemas.microsoft.com/office/drawing/2015/9/8/chartex" xmlns:cx2="http://schemas.microsoft.com/office/drawing/2015/10/21/chartex" xmlns:cx3="http://schemas.microsoft.com/office/drawing/2016/5/9/chartex" xmlns:cx4="http://schemas.microsoft.com/office/drawing/2016/5/10/chartex" xmlns:cx5="http://schemas.microsoft.com/office/drawing/2016/5/11/chartex" xmlns:cx6="http://schemas.microsoft.com/office/drawing/2016/5/12/chartex" xmlns:cx7="http://schemas.microsoft.com/office/drawing/2016/5/13/chartex" xmlns:cx8="http://schemas.microsoft.com/office/drawing/2016/5/14/chartex" xmlns:mc="http://schemas.openxmlformats.org/markup-compatibility/2006" xmlns:aink="http://schemas.microsoft.com/office/drawing/2016/ink" xmlns:am3d="http://schemas.microsoft.com/office/drawing/2017/model3d" xmlns:o="urn:schemas-microsoft-com:office:office" xmlns:oel="http://schemas.microsoft.com/office/2019/extlst" xmlns:r="http://schemas.openxmlformats.org/officeDocument/2006/relationships" xmlns:m="http://schemas.openxmlformats.org/officeDocument/2006/math" xmlns:v="urn:schemas-microsoft-com:vml" xmlns:wp14="http://schemas.microsoft.com/office/word/2010/wordprocessingDrawing" xmlns:wp="http://schemas.openxmlformats.org/drawingml/2006/wordprocessingDrawing" xmlns:w10="urn:schemas-microsoft-com:office:word" xmlns:w="http://schemas.openxmlformats.org/wordprocessingml/2006/main" xmlns:w14="http://schemas.microsoft.com/office/word/2010/wordml" xmlns:w15="http://schemas.microsoft.com/office/word/2012/wordml" xmlns:w16cex="http://schemas.microsoft.com/office/word/2018/wordml/cex" xmlns:w16cid="http://schemas.microsoft.com/office/word/2016/wordml/cid" xmlns:w16="http://schemas.microsoft.com/office/word/2018/wordml" xmlns:w16du="http://schemas.microsoft.com/office/word/2023/wordml/word16du" xmlns:w16sdtdh="http://schemas.microsoft.com/office/word/2020/wordml/sdtdatahash" xmlns:w16sdtfl="http://schemas.microsoft.com/office/word/2024/wordml/sdtformatlock" xmlns:w16se="http://schemas.microsoft.com/office/word/2015/wordml/symex" xmlns:wpg="http://schemas.microsoft.com/office/word/2010/wordprocessingGroup" xmlns:wpi="http://schemas.microsoft.com/office/word/2010/wordprocessingInk" xmlns:wne="http://schemas.microsoft.com/office/word/2006/wordml" xmlns:wps="http://schemas.microsoft.com/office/word/2010/wordprocessingShape" mc:Ignorable="w14 w15 w16se w16cid w16 w16cex w16sdtdh w16sdtfl w16du wp14">
   <w:endnote w:type="separator" w:id="-1">
     <w:p>
       <w:pPr>
@@ -7949,7 +7950,7 @@
 </file>
 
 <file path=word/footer1.xml><?xml version="1.0" encoding="utf-8"?>
-<w:ftr xmlns:wpc="http://schemas.microsoft.com/office/word/2010/wordprocessingCanvas" xmlns:cx="http://schemas.microsoft.com/office/drawing/2014/chartex" xmlns:mc="http://schemas.openxmlformats.org/markup-compatibility/2006" xmlns:o="urn:schemas-microsoft-com:office:office" xmlns:r="http://schemas.openxmlformats.org/officeDocument/2006/relationships" xmlns:m="http://schemas.openxmlformats.org/officeDocument/2006/math" xmlns:v="urn:schemas-microsoft-com:vml" xmlns:wp14="http://schemas.microsoft.com/office/word/2010/wordprocessingDrawing" xmlns:wp="http://schemas.openxmlformats.org/drawingml/2006/wordprocessingDrawing" xmlns:w10="urn:schemas-microsoft-com:office:word" xmlns:w="http://schemas.openxmlformats.org/wordprocessingml/2006/main" xmlns:w14="http://schemas.microsoft.com/office/word/2010/wordml" xmlns:w15="http://schemas.microsoft.com/office/word/2012/wordml" xmlns:w16se="http://schemas.microsoft.com/office/word/2015/wordml/symex" xmlns:wpg="http://schemas.microsoft.com/office/word/2010/wordprocessingGroup" xmlns:wpi="http://schemas.microsoft.com/office/word/2010/wordprocessingInk" xmlns:wne="http://schemas.microsoft.com/office/word/2006/wordml" xmlns:wps="http://schemas.microsoft.com/office/word/2010/wordprocessingShape" mc:Ignorable="w14 w15 w16se wp14">
+<w:ftr xmlns:wpc="http://schemas.microsoft.com/office/word/2010/wordprocessingCanvas" xmlns:cx="http://schemas.microsoft.com/office/drawing/2014/chartex" xmlns:cx1="http://schemas.microsoft.com/office/drawing/2015/9/8/chartex" xmlns:cx2="http://schemas.microsoft.com/office/drawing/2015/10/21/chartex" xmlns:cx3="http://schemas.microsoft.com/office/drawing/2016/5/9/chartex" xmlns:cx4="http://schemas.microsoft.com/office/drawing/2016/5/10/chartex" xmlns:cx5="http://schemas.microsoft.com/office/drawing/2016/5/11/chartex" xmlns:cx6="http://schemas.microsoft.com/office/drawing/2016/5/12/chartex" xmlns:cx7="http://schemas.microsoft.com/office/drawing/2016/5/13/chartex" xmlns:cx8="http://schemas.microsoft.com/office/drawing/2016/5/14/chartex" xmlns:mc="http://schemas.openxmlformats.org/markup-compatibility/2006" xmlns:aink="http://schemas.microsoft.com/office/drawing/2016/ink" xmlns:am3d="http://schemas.microsoft.com/office/drawing/2017/model3d" xmlns:o="urn:schemas-microsoft-com:office:office" xmlns:oel="http://schemas.microsoft.com/office/2019/extlst" xmlns:r="http://schemas.openxmlformats.org/officeDocument/2006/relationships" xmlns:m="http://schemas.openxmlformats.org/officeDocument/2006/math" xmlns:v="urn:schemas-microsoft-com:vml" xmlns:wp14="http://schemas.microsoft.com/office/word/2010/wordprocessingDrawing" xmlns:wp="http://schemas.openxmlformats.org/drawingml/2006/wordprocessingDrawing" xmlns:w10="urn:schemas-microsoft-com:office:word" xmlns:w="http://schemas.openxmlformats.org/wordprocessingml/2006/main" xmlns:w14="http://schemas.microsoft.com/office/word/2010/wordml" xmlns:w15="http://schemas.microsoft.com/office/word/2012/wordml" xmlns:w16cex="http://schemas.microsoft.com/office/word/2018/wordml/cex" xmlns:w16cid="http://schemas.microsoft.com/office/word/2016/wordml/cid" xmlns:w16="http://schemas.microsoft.com/office/word/2018/wordml" xmlns:w16du="http://schemas.microsoft.com/office/word/2023/wordml/word16du" xmlns:w16sdtdh="http://schemas.microsoft.com/office/word/2020/wordml/sdtdatahash" xmlns:w16sdtfl="http://schemas.microsoft.com/office/word/2024/wordml/sdtformatlock" xmlns:w16se="http://schemas.microsoft.com/office/word/2015/wordml/symex" xmlns:wpg="http://schemas.microsoft.com/office/word/2010/wordprocessingGroup" xmlns:wpi="http://schemas.microsoft.com/office/word/2010/wordprocessingInk" xmlns:wne="http://schemas.microsoft.com/office/word/2006/wordml" xmlns:wps="http://schemas.microsoft.com/office/word/2010/wordprocessingShape" mc:Ignorable="w14 w15 w16se w16cid w16 w16cex w16sdtdh w16sdtfl w16du wp14">
   <w:sdt>
     <w:sdtPr>
       <w:id w:val="1307052138"/>
@@ -7958,7 +7959,6 @@
         <w:docPartUnique/>
       </w:docPartObj>
     </w:sdtPr>
-    <w:sdtEndPr/>
     <w:sdtContent>
       <w:p>
         <w:pPr>
@@ -7996,7 +7996,7 @@
 </file>
 
 <file path=word/footnotes.xml><?xml version="1.0" encoding="utf-8"?>
-<w:footnotes xmlns:wpc="http://schemas.microsoft.com/office/word/2010/wordprocessingCanvas" xmlns:cx="http://schemas.microsoft.com/office/drawing/2014/chartex" xmlns:mc="http://schemas.openxmlformats.org/markup-compatibility/2006" xmlns:o="urn:schemas-microsoft-com:office:office" xmlns:r="http://schemas.openxmlformats.org/officeDocument/2006/relationships" xmlns:m="http://schemas.openxmlformats.org/officeDocument/2006/math" xmlns:v="urn:schemas-microsoft-com:vml" xmlns:wp14="http://schemas.microsoft.com/office/word/2010/wordprocessingDrawing" xmlns:wp="http://schemas.openxmlformats.org/drawingml/2006/wordprocessingDrawing" xmlns:w10="urn:schemas-microsoft-com:office:word" xmlns:w="http://schemas.openxmlformats.org/wordprocessingml/2006/main" xmlns:w14="http://schemas.microsoft.com/office/word/2010/wordml" xmlns:w15="http://schemas.microsoft.com/office/word/2012/wordml" xmlns:w16se="http://schemas.microsoft.com/office/word/2015/wordml/symex" xmlns:wpg="http://schemas.microsoft.com/office/word/2010/wordprocessingGroup" xmlns:wpi="http://schemas.microsoft.com/office/word/2010/wordprocessingInk" xmlns:wne="http://schemas.microsoft.com/office/word/2006/wordml" xmlns:wps="http://schemas.microsoft.com/office/word/2010/wordprocessingShape" mc:Ignorable="w14 w15 w16se wp14">
+<w:footnotes xmlns:wpc="http://schemas.microsoft.com/office/word/2010/wordprocessingCanvas" xmlns:cx="http://schemas.microsoft.com/office/drawing/2014/chartex" xmlns:cx1="http://schemas.microsoft.com/office/drawing/2015/9/8/chartex" xmlns:cx2="http://schemas.microsoft.com/office/drawing/2015/10/21/chartex" xmlns:cx3="http://schemas.microsoft.com/office/drawing/2016/5/9/chartex" xmlns:cx4="http://schemas.microsoft.com/office/drawing/2016/5/10/chartex" xmlns:cx5="http://schemas.microsoft.com/office/drawing/2016/5/11/chartex" xmlns:cx6="http://schemas.microsoft.com/office/drawing/2016/5/12/chartex" xmlns:cx7="http://schemas.microsoft.com/office/drawing/2016/5/13/chartex" xmlns:cx8="http://schemas.microsoft.com/office/drawing/2016/5/14/chartex" xmlns:mc="http://schemas.openxmlformats.org/markup-compatibility/2006" xmlns:aink="http://schemas.microsoft.com/office/drawing/2016/ink" xmlns:am3d="http://schemas.microsoft.com/office/drawing/2017/model3d" xmlns:o="urn:schemas-microsoft-com:office:office" xmlns:oel="http://schemas.microsoft.com/office/2019/extlst" xmlns:r="http://schemas.openxmlformats.org/officeDocument/2006/relationships" xmlns:m="http://schemas.openxmlformats.org/officeDocument/2006/math" xmlns:v="urn:schemas-microsoft-com:vml" xmlns:wp14="http://schemas.microsoft.com/office/word/2010/wordprocessingDrawing" xmlns:wp="http://schemas.openxmlformats.org/drawingml/2006/wordprocessingDrawing" xmlns:w10="urn:schemas-microsoft-com:office:word" xmlns:w="http://schemas.openxmlformats.org/wordprocessingml/2006/main" xmlns:w14="http://schemas.microsoft.com/office/word/2010/wordml" xmlns:w15="http://schemas.microsoft.com/office/word/2012/wordml" xmlns:w16cex="http://schemas.microsoft.com/office/word/2018/wordml/cex" xmlns:w16cid="http://schemas.microsoft.com/office/word/2016/wordml/cid" xmlns:w16="http://schemas.microsoft.com/office/word/2018/wordml" xmlns:w16du="http://schemas.microsoft.com/office/word/2023/wordml/word16du" xmlns:w16sdtdh="http://schemas.microsoft.com/office/word/2020/wordml/sdtdatahash" xmlns:w16sdtfl="http://schemas.microsoft.com/office/word/2024/wordml/sdtformatlock" xmlns:w16se="http://schemas.microsoft.com/office/word/2015/wordml/symex" xmlns:wpg="http://schemas.microsoft.com/office/word/2010/wordprocessingGroup" xmlns:wpi="http://schemas.microsoft.com/office/word/2010/wordprocessingInk" xmlns:wne="http://schemas.microsoft.com/office/word/2006/wordml" xmlns:wps="http://schemas.microsoft.com/office/word/2010/wordprocessingShape" mc:Ignorable="w14 w15 w16se w16cid w16 w16cex w16sdtdh w16sdtfl w16du wp14">
   <w:footnote w:type="separator" w:id="-1">
     <w:p>
       <w:pPr>
@@ -8021,7 +8021,7 @@
 </file>
 
 <file path=word/numbering.xml><?xml version="1.0" encoding="utf-8"?>
-<w:numbering xmlns:wpc="http://schemas.microsoft.com/office/word/2010/wordprocessingCanvas" xmlns:cx="http://schemas.microsoft.com/office/drawing/2014/chartex" xmlns:mc="http://schemas.openxmlformats.org/markup-compatibility/2006" xmlns:o="urn:schemas-microsoft-com:office:office" xmlns:r="http://schemas.openxmlformats.org/officeDocument/2006/relationships" xmlns:m="http://schemas.openxmlformats.org/officeDocument/2006/math" xmlns:v="urn:schemas-microsoft-com:vml" xmlns:wp14="http://schemas.microsoft.com/office/word/2010/wordprocessingDrawing" xmlns:wp="http://schemas.openxmlformats.org/drawingml/2006/wordprocessingDrawing" xmlns:w10="urn:schemas-microsoft-com:office:word" xmlns:w="http://schemas.openxmlformats.org/wordprocessingml/2006/main" xmlns:w14="http://schemas.microsoft.com/office/word/2010/wordml" xmlns:w15="http://schemas.microsoft.com/office/word/2012/wordml" xmlns:w16se="http://schemas.microsoft.com/office/word/2015/wordml/symex" xmlns:wpg="http://schemas.microsoft.com/office/word/2010/wordprocessingGroup" xmlns:wpi="http://schemas.microsoft.com/office/word/2010/wordprocessingInk" xmlns:wne="http://schemas.microsoft.com/office/word/2006/wordml" xmlns:wps="http://schemas.microsoft.com/office/word/2010/wordprocessingShape" mc:Ignorable="w14 w15 w16se wp14">
+<w:numbering xmlns:wpc="http://schemas.microsoft.com/office/word/2010/wordprocessingCanvas" xmlns:cx="http://schemas.microsoft.com/office/drawing/2014/chartex" xmlns:cx1="http://schemas.microsoft.com/office/drawing/2015/9/8/chartex" xmlns:cx2="http://schemas.microsoft.com/office/drawing/2015/10/21/chartex" xmlns:cx3="http://schemas.microsoft.com/office/drawing/2016/5/9/chartex" xmlns:cx4="http://schemas.microsoft.com/office/drawing/2016/5/10/chartex" xmlns:cx5="http://schemas.microsoft.com/office/drawing/2016/5/11/chartex" xmlns:cx6="http://schemas.microsoft.com/office/drawing/2016/5/12/chartex" xmlns:cx7="http://schemas.microsoft.com/office/drawing/2016/5/13/chartex" xmlns:cx8="http://schemas.microsoft.com/office/drawing/2016/5/14/chartex" xmlns:mc="http://schemas.openxmlformats.org/markup-compatibility/2006" xmlns:aink="http://schemas.microsoft.com/office/drawing/2016/ink" xmlns:am3d="http://schemas.microsoft.com/office/drawing/2017/model3d" xmlns:o="urn:schemas-microsoft-com:office:office" xmlns:oel="http://schemas.microsoft.com/office/2019/extlst" xmlns:r="http://schemas.openxmlformats.org/officeDocument/2006/relationships" xmlns:m="http://schemas.openxmlformats.org/officeDocument/2006/math" xmlns:v="urn:schemas-microsoft-com:vml" xmlns:wp14="http://schemas.microsoft.com/office/word/2010/wordprocessingDrawing" xmlns:wp="http://schemas.openxmlformats.org/drawingml/2006/wordprocessingDrawing" xmlns:w10="urn:schemas-microsoft-com:office:word" xmlns:w="http://schemas.openxmlformats.org/wordprocessingml/2006/main" xmlns:w14="http://schemas.microsoft.com/office/word/2010/wordml" xmlns:w15="http://schemas.microsoft.com/office/word/2012/wordml" xmlns:w16cex="http://schemas.microsoft.com/office/word/2018/wordml/cex" xmlns:w16cid="http://schemas.microsoft.com/office/word/2016/wordml/cid" xmlns:w16="http://schemas.microsoft.com/office/word/2018/wordml" xmlns:w16du="http://schemas.microsoft.com/office/word/2023/wordml/word16du" xmlns:w16sdtdh="http://schemas.microsoft.com/office/word/2020/wordml/sdtdatahash" xmlns:w16sdtfl="http://schemas.microsoft.com/office/word/2024/wordml/sdtformatlock" xmlns:w16se="http://schemas.microsoft.com/office/word/2015/wordml/symex" xmlns:wpg="http://schemas.microsoft.com/office/word/2010/wordprocessingGroup" xmlns:wpi="http://schemas.microsoft.com/office/word/2010/wordprocessingInk" xmlns:wne="http://schemas.microsoft.com/office/word/2006/wordml" xmlns:wps="http://schemas.microsoft.com/office/word/2010/wordprocessingShape" mc:Ignorable="w14 w15 w16se w16cid w16 w16cex w16sdtdh w16sdtfl w16du wp14">
   <w:abstractNum w:abstractNumId="0" w15:restartNumberingAfterBreak="0">
     <w:nsid w:val="0758683C"/>
     <w:multiLevelType w:val="multilevel"/>
@@ -8944,35 +8944,35 @@
       </w:rPr>
     </w:lvl>
   </w:abstractNum>
-  <w:num w:numId="1">
+  <w:num w:numId="1" w16cid:durableId="1043099023">
     <w:abstractNumId w:val="7"/>
   </w:num>
-  <w:num w:numId="2">
+  <w:num w:numId="2" w16cid:durableId="1843397230">
     <w:abstractNumId w:val="0"/>
   </w:num>
-  <w:num w:numId="3">
+  <w:num w:numId="3" w16cid:durableId="1459421499">
     <w:abstractNumId w:val="2"/>
   </w:num>
-  <w:num w:numId="4">
+  <w:num w:numId="4" w16cid:durableId="1388987404">
     <w:abstractNumId w:val="3"/>
   </w:num>
-  <w:num w:numId="5">
+  <w:num w:numId="5" w16cid:durableId="748111805">
     <w:abstractNumId w:val="6"/>
   </w:num>
-  <w:num w:numId="6">
+  <w:num w:numId="6" w16cid:durableId="1771319746">
     <w:abstractNumId w:val="1"/>
   </w:num>
-  <w:num w:numId="7">
+  <w:num w:numId="7" w16cid:durableId="766537489">
     <w:abstractNumId w:val="5"/>
   </w:num>
-  <w:num w:numId="8">
+  <w:num w:numId="8" w16cid:durableId="1921712658">
     <w:abstractNumId w:val="4"/>
   </w:num>
 </w:numbering>
 </file>
 
 <file path=word/styles.xml><?xml version="1.0" encoding="utf-8"?>
-<w:styles xmlns:mc="http://schemas.openxmlformats.org/markup-compatibility/2006" xmlns:r="http://schemas.openxmlformats.org/officeDocument/2006/relationships" xmlns:w="http://schemas.openxmlformats.org/wordprocessingml/2006/main" xmlns:w14="http://schemas.microsoft.com/office/word/2010/wordml" xmlns:w15="http://schemas.microsoft.com/office/word/2012/wordml" xmlns:w16se="http://schemas.microsoft.com/office/word/2015/wordml/symex" mc:Ignorable="w14 w15 w16se">
+<w:styles xmlns:mc="http://schemas.openxmlformats.org/markup-compatibility/2006" xmlns:r="http://schemas.openxmlformats.org/officeDocument/2006/relationships" xmlns:w="http://schemas.openxmlformats.org/wordprocessingml/2006/main" xmlns:w14="http://schemas.microsoft.com/office/word/2010/wordml" xmlns:w15="http://schemas.microsoft.com/office/word/2012/wordml" xmlns:w16cex="http://schemas.microsoft.com/office/word/2018/wordml/cex" xmlns:w16cid="http://schemas.microsoft.com/office/word/2016/wordml/cid" xmlns:w16="http://schemas.microsoft.com/office/word/2018/wordml" xmlns:w16du="http://schemas.microsoft.com/office/word/2023/wordml/word16du" xmlns:w16sdtdh="http://schemas.microsoft.com/office/word/2020/wordml/sdtdatahash" xmlns:w16sdtfl="http://schemas.microsoft.com/office/word/2024/wordml/sdtformatlock" xmlns:w16se="http://schemas.microsoft.com/office/word/2015/wordml/symex" mc:Ignorable="w14 w15 w16se w16cid w16 w16cex w16sdtdh w16sdtfl w16du">
   <w:docDefaults>
     <w:rPrDefault>
       <w:rPr>
@@ -8989,7 +8989,7 @@
       </w:pPr>
     </w:pPrDefault>
   </w:docDefaults>
-  <w:latentStyles w:defLockedState="0" w:defUIPriority="99" w:defSemiHidden="0" w:defUnhideWhenUsed="0" w:defQFormat="0" w:count="371">
+  <w:latentStyles w:defLockedState="0" w:defUIPriority="99" w:defSemiHidden="0" w:defUnhideWhenUsed="0" w:defQFormat="0" w:count="376">
     <w:lsdException w:name="Normal" w:uiPriority="0" w:qFormat="1"/>
     <w:lsdException w:name="heading 1" w:uiPriority="9" w:qFormat="1"/>
     <w:lsdException w:name="heading 2" w:semiHidden="1" w:uiPriority="9" w:unhideWhenUsed="1" w:qFormat="1"/>
@@ -9361,6 +9361,11 @@
     <w:lsdException w:name="List Table 5 Dark Accent 6" w:uiPriority="50"/>
     <w:lsdException w:name="List Table 6 Colorful Accent 6" w:uiPriority="51"/>
     <w:lsdException w:name="List Table 7 Colorful Accent 6" w:uiPriority="52"/>
+    <w:lsdException w:name="Mention" w:semiHidden="1" w:unhideWhenUsed="1"/>
+    <w:lsdException w:name="Smart Hyperlink" w:semiHidden="1" w:unhideWhenUsed="1"/>
+    <w:lsdException w:name="Hashtag" w:semiHidden="1" w:unhideWhenUsed="1"/>
+    <w:lsdException w:name="Unresolved Mention" w:semiHidden="1" w:unhideWhenUsed="1"/>
+    <w:lsdException w:name="Smart Link" w:semiHidden="1" w:unhideWhenUsed="1"/>
   </w:latentStyles>
   <w:style w:type="paragraph" w:default="1" w:styleId="a">
     <w:name w:val="Normal"/>

--- a/lecNote/03_JavaScript/0520.ch02_기본문법.docx
+++ b/lecNote/03_JavaScript/0520.ch02_기본문법.docx
@@ -62,7 +62,45 @@
           <w:sz w:val="28"/>
           <w:szCs w:val="28"/>
         </w:rPr>
-        <w:t>tring, number, Boolean, object(array), function, undefined)</w:t>
+        <w:t xml:space="preserve">tring, number, </w:t>
+      </w:r>
+      <w:r>
+        <w:rPr>
+          <w:rFonts w:ascii="HY헤드라인M" w:eastAsia="HY헤드라인M" w:hAnsi="HY헤드라인M" w:hint="eastAsia"/>
+          <w:color w:val="984806" w:themeColor="accent6" w:themeShade="80"/>
+          <w:sz w:val="28"/>
+          <w:szCs w:val="28"/>
+        </w:rPr>
+        <w:t>b</w:t>
+      </w:r>
+      <w:r>
+        <w:rPr>
+          <w:rFonts w:ascii="HY헤드라인M" w:eastAsia="HY헤드라인M" w:hAnsi="HY헤드라인M"/>
+          <w:color w:val="984806" w:themeColor="accent6" w:themeShade="80"/>
+          <w:sz w:val="28"/>
+          <w:szCs w:val="28"/>
+        </w:rPr>
+        <w:t>oolean, object(array), function, undefined)</w:t>
+      </w:r>
+    </w:p>
+    <w:p>
+      <w:pPr>
+        <w:spacing w:after="0"/>
+        <w:rPr>
+          <w:rFonts w:ascii="HY헤드라인M" w:eastAsia="HY헤드라인M" w:hAnsi="HY헤드라인M" w:hint="eastAsia"/>
+          <w:color w:val="984806" w:themeColor="accent6" w:themeShade="80"/>
+          <w:sz w:val="28"/>
+          <w:szCs w:val="28"/>
+        </w:rPr>
+      </w:pPr>
+      <w:r>
+        <w:rPr>
+          <w:rFonts w:ascii="HY헤드라인M" w:eastAsia="HY헤드라인M" w:hAnsi="HY헤드라인M" w:hint="eastAsia"/>
+          <w:color w:val="984806" w:themeColor="accent6" w:themeShade="80"/>
+          <w:sz w:val="28"/>
+          <w:szCs w:val="28"/>
+        </w:rPr>
+        <w:t>증감연산자(++, --), 삼항연산자, 논리연산자(&amp;&amp;, ||)</w:t>
       </w:r>
     </w:p>
     <w:p>
@@ -229,19 +267,7 @@
         <w:rPr>
           <w:rFonts w:hint="eastAsia"/>
         </w:rPr>
-        <w:t>reak, else, instanceof, true, case, false, new</w:t>
-      </w:r>
-      <w:r>
-        <w:rPr>
-          <w:rFonts w:hint="eastAsia"/>
-        </w:rPr>
-        <w:t>,</w:t>
-      </w:r>
-      <w:r>
-        <w:rPr>
-          <w:rFonts w:hint="eastAsia"/>
-        </w:rPr>
-        <w:t xml:space="preserve"> try, catch, finally, null, typeof, continue, for, switch, void, delete, if, this, while, do, in, throw, with</w:t>
+        <w:t>reak, else, instanceof, true, case, false, new try, catch, finally, null, typeof, continue, for, switch, void, delete, if, this, while, do, in, throw, with</w:t>
       </w:r>
     </w:p>
     <w:p>
@@ -357,7 +383,19 @@
         <w:rPr>
           <w:rFonts w:hint="eastAsia"/>
         </w:rPr>
-        <w:t>생성자함수의 이름은 항상 대문자로 시작. 그외 변수는 항상 소문자로 시작</w:t>
+        <w:t>생성자함수의 이름은 항상 대문자로 시작. 그</w:t>
+      </w:r>
+      <w:r>
+        <w:rPr>
+          <w:rFonts w:hint="eastAsia"/>
+        </w:rPr>
+        <w:t xml:space="preserve"> </w:t>
+      </w:r>
+      <w:r>
+        <w:rPr>
+          <w:rFonts w:hint="eastAsia"/>
+        </w:rPr>
+        <w:t>외 변수는 항상 소문자로 시작</w:t>
       </w:r>
     </w:p>
     <w:p>
@@ -1299,6 +1337,7 @@
           <w:sz w:val="19"/>
           <w:szCs w:val="19"/>
         </w:rPr>
+        <w:lastRenderedPageBreak/>
         <w:t xml:space="preserve">        document.write(</w:t>
       </w:r>
       <w:r>
@@ -1382,7 +1421,6 @@
           <w:sz w:val="19"/>
           <w:szCs w:val="19"/>
         </w:rPr>
-        <w:lastRenderedPageBreak/>
         <w:t>&lt;/</w:t>
       </w:r>
       <w:r>
@@ -4080,6 +4118,7 @@
           <w:sz w:val="19"/>
           <w:szCs w:val="19"/>
         </w:rPr>
+        <w:lastRenderedPageBreak/>
         <w:t>&lt;</w:t>
       </w:r>
       <w:r>
@@ -4222,7 +4261,6 @@
           <w:sz w:val="19"/>
           <w:szCs w:val="19"/>
         </w:rPr>
-        <w:lastRenderedPageBreak/>
         <w:t xml:space="preserve">  </w:t>
       </w:r>
       <w:r>
@@ -6366,6 +6404,7 @@
         <w:rPr>
           <w:rFonts w:hint="eastAsia"/>
         </w:rPr>
+        <w:lastRenderedPageBreak/>
         <w:t xml:space="preserve">isNaN(숫자); </w:t>
       </w:r>
       <w:r>
@@ -6406,7 +6445,6 @@
           <w:szCs w:val="19"/>
           <w:highlight w:val="white"/>
         </w:rPr>
-        <w:lastRenderedPageBreak/>
         <w:t>&lt;</w:t>
       </w:r>
       <w:r>
@@ -7912,6 +7950,1100 @@
         </w:rPr>
         <w:t>.</w:t>
       </w:r>
+    </w:p>
+    <w:p>
+      <w:pPr>
+        <w:widowControl/>
+        <w:shd w:val="clear" w:color="auto" w:fill="FFFFFF"/>
+        <w:wordWrap/>
+        <w:autoSpaceDE/>
+        <w:autoSpaceDN/>
+        <w:spacing w:after="0"/>
+        <w:jc w:val="left"/>
+        <w:rPr>
+          <w:rFonts w:ascii="Consolas" w:eastAsia="굴림" w:hAnsi="Consolas" w:cs="굴림"/>
+          <w:color w:val="000000"/>
+          <w:kern w:val="0"/>
+          <w:szCs w:val="20"/>
+        </w:rPr>
+      </w:pPr>
+      <w:r>
+        <w:rPr>
+          <w:rFonts w:ascii="Consolas" w:eastAsia="굴림" w:hAnsi="Consolas" w:cs="굴림"/>
+          <w:color w:val="000000"/>
+          <w:kern w:val="0"/>
+          <w:sz w:val="39"/>
+          <w:szCs w:val="39"/>
+        </w:rPr>
+        <w:t xml:space="preserve">  </w:t>
+      </w:r>
+      <w:r>
+        <w:rPr>
+          <w:rFonts w:ascii="Consolas" w:eastAsia="굴림" w:hAnsi="Consolas" w:cs="굴림"/>
+          <w:color w:val="800000"/>
+          <w:kern w:val="0"/>
+          <w:szCs w:val="20"/>
+        </w:rPr>
+        <w:t>&lt;script&gt;</w:t>
+      </w:r>
+    </w:p>
+    <w:p>
+      <w:pPr>
+        <w:widowControl/>
+        <w:shd w:val="clear" w:color="auto" w:fill="FFFFFF"/>
+        <w:wordWrap/>
+        <w:autoSpaceDE/>
+        <w:autoSpaceDN/>
+        <w:spacing w:after="0"/>
+        <w:ind w:leftChars="100" w:left="200"/>
+        <w:jc w:val="left"/>
+        <w:rPr>
+          <w:rFonts w:ascii="Consolas" w:eastAsia="굴림" w:hAnsi="Consolas" w:cs="굴림"/>
+          <w:color w:val="000000"/>
+          <w:kern w:val="0"/>
+          <w:szCs w:val="20"/>
+        </w:rPr>
+      </w:pPr>
+      <w:r>
+        <w:rPr>
+          <w:rFonts w:ascii="Consolas" w:eastAsia="굴림" w:hAnsi="Consolas" w:cs="굴림"/>
+          <w:color w:val="000000"/>
+          <w:kern w:val="0"/>
+          <w:szCs w:val="20"/>
+        </w:rPr>
+        <w:t xml:space="preserve">    </w:t>
+      </w:r>
+      <w:r>
+        <w:rPr>
+          <w:rFonts w:ascii="Consolas" w:eastAsia="굴림" w:hAnsi="Consolas" w:cs="굴림"/>
+          <w:color w:val="008000"/>
+          <w:kern w:val="0"/>
+          <w:szCs w:val="20"/>
+        </w:rPr>
+        <w:t xml:space="preserve">// </w:t>
+      </w:r>
+      <w:r>
+        <w:rPr>
+          <w:rFonts w:ascii="Consolas" w:eastAsia="굴림" w:hAnsi="Consolas" w:cs="굴림"/>
+          <w:color w:val="008000"/>
+          <w:kern w:val="0"/>
+          <w:szCs w:val="20"/>
+        </w:rPr>
+        <w:t>사용자로부터</w:t>
+      </w:r>
+      <w:r>
+        <w:rPr>
+          <w:rFonts w:ascii="Consolas" w:eastAsia="굴림" w:hAnsi="Consolas" w:cs="굴림"/>
+          <w:color w:val="008000"/>
+          <w:kern w:val="0"/>
+          <w:szCs w:val="20"/>
+        </w:rPr>
+        <w:t xml:space="preserve"> prompt</w:t>
+      </w:r>
+      <w:r>
+        <w:rPr>
+          <w:rFonts w:ascii="Consolas" w:eastAsia="굴림" w:hAnsi="Consolas" w:cs="굴림"/>
+          <w:color w:val="008000"/>
+          <w:kern w:val="0"/>
+          <w:szCs w:val="20"/>
+        </w:rPr>
+        <w:t>를</w:t>
+      </w:r>
+      <w:r>
+        <w:rPr>
+          <w:rFonts w:ascii="Consolas" w:eastAsia="굴림" w:hAnsi="Consolas" w:cs="굴림"/>
+          <w:color w:val="008000"/>
+          <w:kern w:val="0"/>
+          <w:szCs w:val="20"/>
+        </w:rPr>
+        <w:t xml:space="preserve"> </w:t>
+      </w:r>
+      <w:r>
+        <w:rPr>
+          <w:rFonts w:ascii="Consolas" w:eastAsia="굴림" w:hAnsi="Consolas" w:cs="굴림"/>
+          <w:color w:val="008000"/>
+          <w:kern w:val="0"/>
+          <w:szCs w:val="20"/>
+        </w:rPr>
+        <w:t>이용해서</w:t>
+      </w:r>
+      <w:r>
+        <w:rPr>
+          <w:rFonts w:ascii="Consolas" w:eastAsia="굴림" w:hAnsi="Consolas" w:cs="굴림"/>
+          <w:color w:val="008000"/>
+          <w:kern w:val="0"/>
+          <w:szCs w:val="20"/>
+        </w:rPr>
+        <w:t xml:space="preserve"> </w:t>
+      </w:r>
+      <w:r>
+        <w:rPr>
+          <w:rFonts w:ascii="Consolas" w:eastAsia="굴림" w:hAnsi="Consolas" w:cs="굴림"/>
+          <w:color w:val="008000"/>
+          <w:kern w:val="0"/>
+          <w:szCs w:val="20"/>
+        </w:rPr>
+        <w:t>국어와</w:t>
+      </w:r>
+      <w:r>
+        <w:rPr>
+          <w:rFonts w:ascii="Consolas" w:eastAsia="굴림" w:hAnsi="Consolas" w:cs="굴림"/>
+          <w:color w:val="008000"/>
+          <w:kern w:val="0"/>
+          <w:szCs w:val="20"/>
+        </w:rPr>
+        <w:t xml:space="preserve"> </w:t>
+      </w:r>
+      <w:r>
+        <w:rPr>
+          <w:rFonts w:ascii="Consolas" w:eastAsia="굴림" w:hAnsi="Consolas" w:cs="굴림"/>
+          <w:color w:val="008000"/>
+          <w:kern w:val="0"/>
+          <w:szCs w:val="20"/>
+        </w:rPr>
+        <w:t>영어점수</w:t>
+      </w:r>
+      <w:r>
+        <w:rPr>
+          <w:rFonts w:ascii="Consolas" w:eastAsia="굴림" w:hAnsi="Consolas" w:cs="굴림"/>
+          <w:color w:val="008000"/>
+          <w:kern w:val="0"/>
+          <w:szCs w:val="20"/>
+        </w:rPr>
+        <w:t>(0~100)</w:t>
+      </w:r>
+      <w:r>
+        <w:rPr>
+          <w:rFonts w:ascii="Consolas" w:eastAsia="굴림" w:hAnsi="Consolas" w:cs="굴림"/>
+          <w:color w:val="008000"/>
+          <w:kern w:val="0"/>
+          <w:szCs w:val="20"/>
+        </w:rPr>
+        <w:t>를</w:t>
+      </w:r>
+      <w:r>
+        <w:rPr>
+          <w:rFonts w:ascii="Consolas" w:eastAsia="굴림" w:hAnsi="Consolas" w:cs="굴림"/>
+          <w:color w:val="008000"/>
+          <w:kern w:val="0"/>
+          <w:szCs w:val="20"/>
+        </w:rPr>
+        <w:t xml:space="preserve"> </w:t>
+      </w:r>
+      <w:r>
+        <w:rPr>
+          <w:rFonts w:ascii="Consolas" w:eastAsia="굴림" w:hAnsi="Consolas" w:cs="굴림"/>
+          <w:color w:val="008000"/>
+          <w:kern w:val="0"/>
+          <w:szCs w:val="20"/>
+        </w:rPr>
+        <w:t>입력받아</w:t>
+      </w:r>
+      <w:r>
+        <w:rPr>
+          <w:rFonts w:ascii="Consolas" w:eastAsia="굴림" w:hAnsi="Consolas" w:cs="굴림"/>
+          <w:color w:val="008000"/>
+          <w:kern w:val="0"/>
+          <w:szCs w:val="20"/>
+        </w:rPr>
+        <w:t xml:space="preserve"> </w:t>
+      </w:r>
+      <w:r>
+        <w:rPr>
+          <w:rFonts w:ascii="Consolas" w:eastAsia="굴림" w:hAnsi="Consolas" w:cs="굴림"/>
+          <w:color w:val="008000"/>
+          <w:kern w:val="0"/>
+          <w:szCs w:val="20"/>
+        </w:rPr>
+        <w:t>국어</w:t>
+      </w:r>
+      <w:r>
+        <w:rPr>
+          <w:rFonts w:ascii="Consolas" w:eastAsia="굴림" w:hAnsi="Consolas" w:cs="굴림"/>
+          <w:color w:val="008000"/>
+          <w:kern w:val="0"/>
+          <w:szCs w:val="20"/>
+        </w:rPr>
+        <w:t xml:space="preserve">, </w:t>
+      </w:r>
+      <w:r>
+        <w:rPr>
+          <w:rFonts w:ascii="Consolas" w:eastAsia="굴림" w:hAnsi="Consolas" w:cs="굴림"/>
+          <w:color w:val="008000"/>
+          <w:kern w:val="0"/>
+          <w:szCs w:val="20"/>
+        </w:rPr>
+        <w:t>영어</w:t>
+      </w:r>
+      <w:r>
+        <w:rPr>
+          <w:rFonts w:ascii="Consolas" w:eastAsia="굴림" w:hAnsi="Consolas" w:cs="굴림"/>
+          <w:color w:val="008000"/>
+          <w:kern w:val="0"/>
+          <w:szCs w:val="20"/>
+        </w:rPr>
+        <w:t xml:space="preserve">, </w:t>
+      </w:r>
+      <w:r>
+        <w:rPr>
+          <w:rFonts w:ascii="Consolas" w:eastAsia="굴림" w:hAnsi="Consolas" w:cs="굴림"/>
+          <w:color w:val="008000"/>
+          <w:kern w:val="0"/>
+          <w:szCs w:val="20"/>
+        </w:rPr>
+        <w:t>평균출력</w:t>
+      </w:r>
+    </w:p>
+    <w:p>
+      <w:pPr>
+        <w:widowControl/>
+        <w:shd w:val="clear" w:color="auto" w:fill="FFFFFF"/>
+        <w:wordWrap/>
+        <w:autoSpaceDE/>
+        <w:autoSpaceDN/>
+        <w:spacing w:after="0"/>
+        <w:ind w:leftChars="100" w:left="200"/>
+        <w:jc w:val="left"/>
+        <w:rPr>
+          <w:rFonts w:ascii="Consolas" w:eastAsia="굴림" w:hAnsi="Consolas" w:cs="굴림"/>
+          <w:color w:val="000000"/>
+          <w:kern w:val="0"/>
+          <w:szCs w:val="20"/>
+        </w:rPr>
+      </w:pPr>
+      <w:r>
+        <w:rPr>
+          <w:rFonts w:ascii="Consolas" w:eastAsia="굴림" w:hAnsi="Consolas" w:cs="굴림"/>
+          <w:color w:val="000000"/>
+          <w:kern w:val="0"/>
+          <w:szCs w:val="20"/>
+        </w:rPr>
+        <w:t xml:space="preserve">    </w:t>
+      </w:r>
+      <w:r>
+        <w:rPr>
+          <w:rFonts w:ascii="Consolas" w:eastAsia="굴림" w:hAnsi="Consolas" w:cs="굴림"/>
+          <w:color w:val="008000"/>
+          <w:kern w:val="0"/>
+          <w:szCs w:val="20"/>
+        </w:rPr>
+        <w:t xml:space="preserve">// </w:t>
+      </w:r>
+      <w:r>
+        <w:rPr>
+          <w:rFonts w:ascii="Consolas" w:eastAsia="굴림" w:hAnsi="Consolas" w:cs="굴림"/>
+          <w:color w:val="008000"/>
+          <w:kern w:val="0"/>
+          <w:szCs w:val="20"/>
+        </w:rPr>
+        <w:t>유효하지</w:t>
+      </w:r>
+      <w:r>
+        <w:rPr>
+          <w:rFonts w:ascii="Consolas" w:eastAsia="굴림" w:hAnsi="Consolas" w:cs="굴림"/>
+          <w:color w:val="008000"/>
+          <w:kern w:val="0"/>
+          <w:szCs w:val="20"/>
+        </w:rPr>
+        <w:t xml:space="preserve"> </w:t>
+      </w:r>
+      <w:r>
+        <w:rPr>
+          <w:rFonts w:ascii="Consolas" w:eastAsia="굴림" w:hAnsi="Consolas" w:cs="굴림"/>
+          <w:color w:val="008000"/>
+          <w:kern w:val="0"/>
+          <w:szCs w:val="20"/>
+        </w:rPr>
+        <w:t>않는</w:t>
+      </w:r>
+      <w:r>
+        <w:rPr>
+          <w:rFonts w:ascii="Consolas" w:eastAsia="굴림" w:hAnsi="Consolas" w:cs="굴림"/>
+          <w:color w:val="008000"/>
+          <w:kern w:val="0"/>
+          <w:szCs w:val="20"/>
+        </w:rPr>
+        <w:t xml:space="preserve"> </w:t>
+      </w:r>
+      <w:r>
+        <w:rPr>
+          <w:rFonts w:ascii="Consolas" w:eastAsia="굴림" w:hAnsi="Consolas" w:cs="굴림"/>
+          <w:color w:val="008000"/>
+          <w:kern w:val="0"/>
+          <w:szCs w:val="20"/>
+        </w:rPr>
+        <w:t>점수를</w:t>
+      </w:r>
+      <w:r>
+        <w:rPr>
+          <w:rFonts w:ascii="Consolas" w:eastAsia="굴림" w:hAnsi="Consolas" w:cs="굴림"/>
+          <w:color w:val="008000"/>
+          <w:kern w:val="0"/>
+          <w:szCs w:val="20"/>
+        </w:rPr>
+        <w:t xml:space="preserve"> </w:t>
+      </w:r>
+      <w:r>
+        <w:rPr>
+          <w:rFonts w:ascii="Consolas" w:eastAsia="굴림" w:hAnsi="Consolas" w:cs="굴림"/>
+          <w:color w:val="008000"/>
+          <w:kern w:val="0"/>
+          <w:szCs w:val="20"/>
+        </w:rPr>
+        <w:t>입력할</w:t>
+      </w:r>
+      <w:r>
+        <w:rPr>
+          <w:rFonts w:ascii="Consolas" w:eastAsia="굴림" w:hAnsi="Consolas" w:cs="굴림"/>
+          <w:color w:val="008000"/>
+          <w:kern w:val="0"/>
+          <w:szCs w:val="20"/>
+        </w:rPr>
+        <w:t xml:space="preserve"> </w:t>
+      </w:r>
+      <w:r>
+        <w:rPr>
+          <w:rFonts w:ascii="Consolas" w:eastAsia="굴림" w:hAnsi="Consolas" w:cs="굴림"/>
+          <w:color w:val="008000"/>
+          <w:kern w:val="0"/>
+          <w:szCs w:val="20"/>
+        </w:rPr>
+        <w:t>경우</w:t>
+      </w:r>
+      <w:r>
+        <w:rPr>
+          <w:rFonts w:ascii="Consolas" w:eastAsia="굴림" w:hAnsi="Consolas" w:cs="굴림"/>
+          <w:color w:val="008000"/>
+          <w:kern w:val="0"/>
+          <w:szCs w:val="20"/>
+        </w:rPr>
+        <w:t xml:space="preserve"> </w:t>
+      </w:r>
+      <w:r>
+        <w:rPr>
+          <w:rFonts w:ascii="Consolas" w:eastAsia="굴림" w:hAnsi="Consolas" w:cs="굴림"/>
+          <w:color w:val="008000"/>
+          <w:kern w:val="0"/>
+          <w:szCs w:val="20"/>
+        </w:rPr>
+        <w:t>다시</w:t>
+      </w:r>
+      <w:r>
+        <w:rPr>
+          <w:rFonts w:ascii="Consolas" w:eastAsia="굴림" w:hAnsi="Consolas" w:cs="굴림"/>
+          <w:color w:val="008000"/>
+          <w:kern w:val="0"/>
+          <w:szCs w:val="20"/>
+        </w:rPr>
+        <w:t xml:space="preserve"> </w:t>
+      </w:r>
+      <w:r>
+        <w:rPr>
+          <w:rFonts w:ascii="Consolas" w:eastAsia="굴림" w:hAnsi="Consolas" w:cs="굴림"/>
+          <w:color w:val="008000"/>
+          <w:kern w:val="0"/>
+          <w:szCs w:val="20"/>
+        </w:rPr>
+        <w:t>입력받음</w:t>
+      </w:r>
+    </w:p>
+    <w:p>
+      <w:pPr>
+        <w:widowControl/>
+        <w:shd w:val="clear" w:color="auto" w:fill="FFFFFF"/>
+        <w:wordWrap/>
+        <w:autoSpaceDE/>
+        <w:autoSpaceDN/>
+        <w:spacing w:after="0"/>
+        <w:ind w:leftChars="100" w:left="200"/>
+        <w:jc w:val="left"/>
+        <w:rPr>
+          <w:rFonts w:ascii="Consolas" w:eastAsia="굴림" w:hAnsi="Consolas" w:cs="굴림"/>
+          <w:color w:val="000000"/>
+          <w:kern w:val="0"/>
+          <w:szCs w:val="20"/>
+        </w:rPr>
+      </w:pPr>
+      <w:r>
+        <w:rPr>
+          <w:rFonts w:ascii="Consolas" w:eastAsia="굴림" w:hAnsi="Consolas" w:cs="굴림"/>
+          <w:color w:val="000000"/>
+          <w:kern w:val="0"/>
+          <w:szCs w:val="20"/>
+        </w:rPr>
+        <w:t xml:space="preserve">    </w:t>
+      </w:r>
+      <w:r>
+        <w:rPr>
+          <w:rFonts w:ascii="Consolas" w:eastAsia="굴림" w:hAnsi="Consolas" w:cs="굴림"/>
+          <w:color w:val="008000"/>
+          <w:kern w:val="0"/>
+          <w:szCs w:val="20"/>
+        </w:rPr>
+        <w:t>// do~while, prompt(), Number(), parseInt(), trim():</w:t>
+      </w:r>
+      <w:r>
+        <w:rPr>
+          <w:rFonts w:ascii="Consolas" w:eastAsia="굴림" w:hAnsi="Consolas" w:cs="굴림"/>
+          <w:color w:val="008000"/>
+          <w:kern w:val="0"/>
+          <w:szCs w:val="20"/>
+        </w:rPr>
+        <w:t>문자의양쪽</w:t>
+      </w:r>
+      <w:r>
+        <w:rPr>
+          <w:rFonts w:ascii="Consolas" w:eastAsia="굴림" w:hAnsi="Consolas" w:cs="굴림"/>
+          <w:color w:val="008000"/>
+          <w:kern w:val="0"/>
+          <w:szCs w:val="20"/>
+        </w:rPr>
+        <w:t>space</w:t>
+      </w:r>
+      <w:r>
+        <w:rPr>
+          <w:rFonts w:ascii="Consolas" w:eastAsia="굴림" w:hAnsi="Consolas" w:cs="굴림"/>
+          <w:color w:val="008000"/>
+          <w:kern w:val="0"/>
+          <w:szCs w:val="20"/>
+        </w:rPr>
+        <w:t>제외</w:t>
+      </w:r>
+      <w:r>
+        <w:rPr>
+          <w:rFonts w:ascii="Consolas" w:eastAsia="굴림" w:hAnsi="Consolas" w:cs="굴림"/>
+          <w:color w:val="008000"/>
+          <w:kern w:val="0"/>
+          <w:szCs w:val="20"/>
+        </w:rPr>
+        <w:t>(strip</w:t>
+      </w:r>
+      <w:r>
+        <w:rPr>
+          <w:rFonts w:ascii="Consolas" w:eastAsia="굴림" w:hAnsi="Consolas" w:cs="굴림"/>
+          <w:color w:val="008000"/>
+          <w:kern w:val="0"/>
+          <w:szCs w:val="20"/>
+        </w:rPr>
+        <w:t>함수</w:t>
+      </w:r>
+      <w:r>
+        <w:rPr>
+          <w:rFonts w:ascii="Consolas" w:eastAsia="굴림" w:hAnsi="Consolas" w:cs="굴림"/>
+          <w:color w:val="008000"/>
+          <w:kern w:val="0"/>
+          <w:szCs w:val="20"/>
+        </w:rPr>
+        <w:t xml:space="preserve">), </w:t>
+      </w:r>
+    </w:p>
+    <w:p>
+      <w:pPr>
+        <w:widowControl/>
+        <w:shd w:val="clear" w:color="auto" w:fill="FFFFFF"/>
+        <w:wordWrap/>
+        <w:autoSpaceDE/>
+        <w:autoSpaceDN/>
+        <w:spacing w:after="0"/>
+        <w:ind w:leftChars="100" w:left="200"/>
+        <w:jc w:val="left"/>
+        <w:rPr>
+          <w:rFonts w:ascii="Consolas" w:eastAsia="굴림" w:hAnsi="Consolas" w:cs="굴림"/>
+          <w:color w:val="000000"/>
+          <w:kern w:val="0"/>
+          <w:szCs w:val="20"/>
+        </w:rPr>
+      </w:pPr>
+      <w:r>
+        <w:rPr>
+          <w:rFonts w:ascii="Consolas" w:eastAsia="굴림" w:hAnsi="Consolas" w:cs="굴림"/>
+          <w:color w:val="000000"/>
+          <w:kern w:val="0"/>
+          <w:szCs w:val="20"/>
+        </w:rPr>
+        <w:t xml:space="preserve">    </w:t>
+      </w:r>
+      <w:r>
+        <w:rPr>
+          <w:rFonts w:ascii="Consolas" w:eastAsia="굴림" w:hAnsi="Consolas" w:cs="굴림"/>
+          <w:color w:val="008000"/>
+          <w:kern w:val="0"/>
+          <w:szCs w:val="20"/>
+        </w:rPr>
+        <w:t xml:space="preserve">// document.write() </w:t>
+      </w:r>
+      <w:r>
+        <w:rPr>
+          <w:rFonts w:ascii="Consolas" w:eastAsia="굴림" w:hAnsi="Consolas" w:cs="굴림"/>
+          <w:color w:val="008000"/>
+          <w:kern w:val="0"/>
+          <w:szCs w:val="20"/>
+        </w:rPr>
+        <w:t>이용하여</w:t>
+      </w:r>
+      <w:r>
+        <w:rPr>
+          <w:rFonts w:ascii="Consolas" w:eastAsia="굴림" w:hAnsi="Consolas" w:cs="굴림"/>
+          <w:color w:val="008000"/>
+          <w:kern w:val="0"/>
+          <w:szCs w:val="20"/>
+        </w:rPr>
+        <w:t xml:space="preserve"> </w:t>
+      </w:r>
+      <w:r>
+        <w:rPr>
+          <w:rFonts w:ascii="Consolas" w:eastAsia="굴림" w:hAnsi="Consolas" w:cs="굴림"/>
+          <w:color w:val="008000"/>
+          <w:kern w:val="0"/>
+          <w:szCs w:val="20"/>
+        </w:rPr>
+        <w:t>출력</w:t>
+      </w:r>
+    </w:p>
+    <w:p>
+      <w:pPr>
+        <w:widowControl/>
+        <w:shd w:val="clear" w:color="auto" w:fill="FFFFFF"/>
+        <w:wordWrap/>
+        <w:autoSpaceDE/>
+        <w:autoSpaceDN/>
+        <w:spacing w:after="0"/>
+        <w:ind w:leftChars="100" w:left="200"/>
+        <w:jc w:val="left"/>
+        <w:rPr>
+          <w:rFonts w:ascii="Consolas" w:eastAsia="굴림" w:hAnsi="Consolas" w:cs="굴림"/>
+          <w:color w:val="000000"/>
+          <w:kern w:val="0"/>
+          <w:szCs w:val="20"/>
+        </w:rPr>
+      </w:pPr>
+      <w:r>
+        <w:rPr>
+          <w:rFonts w:ascii="Consolas" w:eastAsia="굴림" w:hAnsi="Consolas" w:cs="굴림"/>
+          <w:color w:val="000000"/>
+          <w:kern w:val="0"/>
+          <w:szCs w:val="20"/>
+        </w:rPr>
+        <w:t xml:space="preserve">    </w:t>
+      </w:r>
+      <w:r>
+        <w:rPr>
+          <w:rFonts w:ascii="Consolas" w:eastAsia="굴림" w:hAnsi="Consolas" w:cs="굴림"/>
+          <w:color w:val="0000FF"/>
+          <w:kern w:val="0"/>
+          <w:szCs w:val="20"/>
+        </w:rPr>
+        <w:t>let</w:t>
+      </w:r>
+      <w:r>
+        <w:rPr>
+          <w:rFonts w:ascii="Consolas" w:eastAsia="굴림" w:hAnsi="Consolas" w:cs="굴림"/>
+          <w:color w:val="000000"/>
+          <w:kern w:val="0"/>
+          <w:szCs w:val="20"/>
+        </w:rPr>
+        <w:t xml:space="preserve"> </w:t>
+      </w:r>
+      <w:r>
+        <w:rPr>
+          <w:rFonts w:ascii="Consolas" w:eastAsia="굴림" w:hAnsi="Consolas" w:cs="굴림"/>
+          <w:color w:val="001080"/>
+          <w:kern w:val="0"/>
+          <w:szCs w:val="20"/>
+        </w:rPr>
+        <w:t>kor</w:t>
+      </w:r>
+      <w:r>
+        <w:rPr>
+          <w:rFonts w:ascii="Consolas" w:eastAsia="굴림" w:hAnsi="Consolas" w:cs="굴림"/>
+          <w:color w:val="000000"/>
+          <w:kern w:val="0"/>
+          <w:szCs w:val="20"/>
+        </w:rPr>
+        <w:t>;</w:t>
+      </w:r>
+    </w:p>
+    <w:p>
+      <w:pPr>
+        <w:widowControl/>
+        <w:shd w:val="clear" w:color="auto" w:fill="FFFFFF"/>
+        <w:wordWrap/>
+        <w:autoSpaceDE/>
+        <w:autoSpaceDN/>
+        <w:spacing w:after="0"/>
+        <w:ind w:leftChars="100" w:left="200"/>
+        <w:jc w:val="left"/>
+        <w:rPr>
+          <w:rFonts w:ascii="Consolas" w:eastAsia="굴림" w:hAnsi="Consolas" w:cs="굴림"/>
+          <w:color w:val="000000"/>
+          <w:kern w:val="0"/>
+          <w:szCs w:val="20"/>
+        </w:rPr>
+      </w:pPr>
+      <w:r>
+        <w:rPr>
+          <w:rFonts w:ascii="Consolas" w:eastAsia="굴림" w:hAnsi="Consolas" w:cs="굴림"/>
+          <w:color w:val="000000"/>
+          <w:kern w:val="0"/>
+          <w:szCs w:val="20"/>
+        </w:rPr>
+        <w:t xml:space="preserve">    </w:t>
+      </w:r>
+      <w:r>
+        <w:rPr>
+          <w:rFonts w:ascii="Consolas" w:eastAsia="굴림" w:hAnsi="Consolas" w:cs="굴림"/>
+          <w:color w:val="AF00DB"/>
+          <w:kern w:val="0"/>
+          <w:szCs w:val="20"/>
+        </w:rPr>
+        <w:t>do</w:t>
+      </w:r>
+      <w:r>
+        <w:rPr>
+          <w:rFonts w:ascii="Consolas" w:eastAsia="굴림" w:hAnsi="Consolas" w:cs="굴림"/>
+          <w:color w:val="000000"/>
+          <w:kern w:val="0"/>
+          <w:szCs w:val="20"/>
+        </w:rPr>
+        <w:t>{</w:t>
+      </w:r>
+    </w:p>
+    <w:p>
+      <w:pPr>
+        <w:widowControl/>
+        <w:shd w:val="clear" w:color="auto" w:fill="FFFFFF"/>
+        <w:wordWrap/>
+        <w:autoSpaceDE/>
+        <w:autoSpaceDN/>
+        <w:spacing w:after="0"/>
+        <w:ind w:leftChars="100" w:left="200"/>
+        <w:jc w:val="left"/>
+        <w:rPr>
+          <w:rFonts w:ascii="Consolas" w:eastAsia="굴림" w:hAnsi="Consolas" w:cs="굴림"/>
+          <w:color w:val="000000"/>
+          <w:kern w:val="0"/>
+          <w:szCs w:val="20"/>
+        </w:rPr>
+      </w:pPr>
+      <w:r>
+        <w:rPr>
+          <w:rFonts w:ascii="Consolas" w:eastAsia="굴림" w:hAnsi="Consolas" w:cs="굴림"/>
+          <w:color w:val="000000"/>
+          <w:kern w:val="0"/>
+          <w:szCs w:val="20"/>
+        </w:rPr>
+        <w:t xml:space="preserve">      </w:t>
+      </w:r>
+      <w:r>
+        <w:rPr>
+          <w:rFonts w:ascii="Consolas" w:eastAsia="굴림" w:hAnsi="Consolas" w:cs="굴림"/>
+          <w:color w:val="001080"/>
+          <w:kern w:val="0"/>
+          <w:szCs w:val="20"/>
+        </w:rPr>
+        <w:t>korStr</w:t>
+      </w:r>
+      <w:r>
+        <w:rPr>
+          <w:rFonts w:ascii="Consolas" w:eastAsia="굴림" w:hAnsi="Consolas" w:cs="굴림"/>
+          <w:color w:val="000000"/>
+          <w:kern w:val="0"/>
+          <w:szCs w:val="20"/>
+        </w:rPr>
+        <w:t xml:space="preserve"> = </w:t>
+      </w:r>
+      <w:r>
+        <w:rPr>
+          <w:rFonts w:ascii="Consolas" w:eastAsia="굴림" w:hAnsi="Consolas" w:cs="굴림"/>
+          <w:color w:val="795E26"/>
+          <w:kern w:val="0"/>
+          <w:szCs w:val="20"/>
+        </w:rPr>
+        <w:t>prompt</w:t>
+      </w:r>
+      <w:r>
+        <w:rPr>
+          <w:rFonts w:ascii="Consolas" w:eastAsia="굴림" w:hAnsi="Consolas" w:cs="굴림"/>
+          <w:color w:val="000000"/>
+          <w:kern w:val="0"/>
+          <w:szCs w:val="20"/>
+        </w:rPr>
+        <w:t>(</w:t>
+      </w:r>
+      <w:r>
+        <w:rPr>
+          <w:rFonts w:ascii="Consolas" w:eastAsia="굴림" w:hAnsi="Consolas" w:cs="굴림"/>
+          <w:color w:val="A31515"/>
+          <w:kern w:val="0"/>
+          <w:szCs w:val="20"/>
+        </w:rPr>
+        <w:t>'</w:t>
+      </w:r>
+      <w:r>
+        <w:rPr>
+          <w:rFonts w:ascii="Consolas" w:eastAsia="굴림" w:hAnsi="Consolas" w:cs="굴림"/>
+          <w:color w:val="A31515"/>
+          <w:kern w:val="0"/>
+          <w:szCs w:val="20"/>
+        </w:rPr>
+        <w:t>국어점수</w:t>
+      </w:r>
+      <w:r>
+        <w:rPr>
+          <w:rFonts w:ascii="Consolas" w:eastAsia="굴림" w:hAnsi="Consolas" w:cs="굴림"/>
+          <w:color w:val="A31515"/>
+          <w:kern w:val="0"/>
+          <w:szCs w:val="20"/>
+        </w:rPr>
+        <w:t>(0~100)?'</w:t>
+      </w:r>
+      <w:r>
+        <w:rPr>
+          <w:rFonts w:ascii="Consolas" w:eastAsia="굴림" w:hAnsi="Consolas" w:cs="굴림"/>
+          <w:color w:val="000000"/>
+          <w:kern w:val="0"/>
+          <w:szCs w:val="20"/>
+        </w:rPr>
+        <w:t>);</w:t>
+      </w:r>
+    </w:p>
+    <w:p>
+      <w:pPr>
+        <w:widowControl/>
+        <w:shd w:val="clear" w:color="auto" w:fill="FFFFFF"/>
+        <w:wordWrap/>
+        <w:autoSpaceDE/>
+        <w:autoSpaceDN/>
+        <w:spacing w:after="0"/>
+        <w:ind w:leftChars="100" w:left="200"/>
+        <w:jc w:val="left"/>
+        <w:rPr>
+          <w:rFonts w:ascii="Consolas" w:eastAsia="굴림" w:hAnsi="Consolas" w:cs="굴림"/>
+          <w:color w:val="000000"/>
+          <w:kern w:val="0"/>
+          <w:szCs w:val="20"/>
+        </w:rPr>
+      </w:pPr>
+      <w:r>
+        <w:rPr>
+          <w:rFonts w:ascii="Consolas" w:eastAsia="굴림" w:hAnsi="Consolas" w:cs="굴림"/>
+          <w:color w:val="000000"/>
+          <w:kern w:val="0"/>
+          <w:szCs w:val="20"/>
+        </w:rPr>
+        <w:t xml:space="preserve">      </w:t>
+      </w:r>
+      <w:r>
+        <w:rPr>
+          <w:rFonts w:ascii="Consolas" w:eastAsia="굴림" w:hAnsi="Consolas" w:cs="굴림"/>
+          <w:color w:val="001080"/>
+          <w:kern w:val="0"/>
+          <w:szCs w:val="20"/>
+        </w:rPr>
+        <w:t>kor</w:t>
+      </w:r>
+      <w:r>
+        <w:rPr>
+          <w:rFonts w:ascii="Consolas" w:eastAsia="굴림" w:hAnsi="Consolas" w:cs="굴림"/>
+          <w:color w:val="000000"/>
+          <w:kern w:val="0"/>
+          <w:szCs w:val="20"/>
+        </w:rPr>
+        <w:t xml:space="preserve"> = </w:t>
+      </w:r>
+      <w:r>
+        <w:rPr>
+          <w:rFonts w:ascii="Consolas" w:eastAsia="굴림" w:hAnsi="Consolas" w:cs="굴림"/>
+          <w:color w:val="001080"/>
+          <w:kern w:val="0"/>
+          <w:szCs w:val="20"/>
+        </w:rPr>
+        <w:t>Number</w:t>
+      </w:r>
+      <w:r>
+        <w:rPr>
+          <w:rFonts w:ascii="Consolas" w:eastAsia="굴림" w:hAnsi="Consolas" w:cs="굴림"/>
+          <w:color w:val="001080"/>
+          <w:kern w:val="0"/>
+          <w:szCs w:val="20"/>
+        </w:rPr>
+        <w:t>함수나</w:t>
+      </w:r>
+      <w:r>
+        <w:rPr>
+          <w:rFonts w:ascii="Consolas" w:eastAsia="굴림" w:hAnsi="Consolas" w:cs="굴림"/>
+          <w:color w:val="000000"/>
+          <w:kern w:val="0"/>
+          <w:szCs w:val="20"/>
+        </w:rPr>
+        <w:t xml:space="preserve"> </w:t>
+      </w:r>
+      <w:r>
+        <w:rPr>
+          <w:rFonts w:ascii="Consolas" w:eastAsia="굴림" w:hAnsi="Consolas" w:cs="굴림"/>
+          <w:color w:val="001080"/>
+          <w:kern w:val="0"/>
+          <w:szCs w:val="20"/>
+        </w:rPr>
+        <w:t>parseInt</w:t>
+      </w:r>
+      <w:r>
+        <w:rPr>
+          <w:rFonts w:ascii="Consolas" w:eastAsia="굴림" w:hAnsi="Consolas" w:cs="굴림"/>
+          <w:color w:val="001080"/>
+          <w:kern w:val="0"/>
+          <w:szCs w:val="20"/>
+        </w:rPr>
+        <w:t>함수를</w:t>
+      </w:r>
+      <w:r>
+        <w:rPr>
+          <w:rFonts w:ascii="Consolas" w:eastAsia="굴림" w:hAnsi="Consolas" w:cs="굴림"/>
+          <w:color w:val="000000"/>
+          <w:kern w:val="0"/>
+          <w:szCs w:val="20"/>
+        </w:rPr>
+        <w:t xml:space="preserve"> </w:t>
+      </w:r>
+      <w:r>
+        <w:rPr>
+          <w:rFonts w:ascii="Consolas" w:eastAsia="굴림" w:hAnsi="Consolas" w:cs="굴림"/>
+          <w:color w:val="001080"/>
+          <w:kern w:val="0"/>
+          <w:szCs w:val="20"/>
+        </w:rPr>
+        <w:t>이용해서</w:t>
+      </w:r>
+      <w:r>
+        <w:rPr>
+          <w:rFonts w:ascii="Consolas" w:eastAsia="굴림" w:hAnsi="Consolas" w:cs="굴림"/>
+          <w:color w:val="000000"/>
+          <w:kern w:val="0"/>
+          <w:szCs w:val="20"/>
+        </w:rPr>
+        <w:t xml:space="preserve"> </w:t>
+      </w:r>
+      <w:r>
+        <w:rPr>
+          <w:rFonts w:ascii="Consolas" w:eastAsia="굴림" w:hAnsi="Consolas" w:cs="굴림"/>
+          <w:color w:val="001080"/>
+          <w:kern w:val="0"/>
+          <w:szCs w:val="20"/>
+        </w:rPr>
+        <w:t>형변환</w:t>
+      </w:r>
+      <w:r>
+        <w:rPr>
+          <w:rFonts w:ascii="Consolas" w:eastAsia="굴림" w:hAnsi="Consolas" w:cs="굴림"/>
+          <w:color w:val="000000"/>
+          <w:kern w:val="0"/>
+          <w:szCs w:val="20"/>
+        </w:rPr>
+        <w:t>;</w:t>
+      </w:r>
+    </w:p>
+    <w:p>
+      <w:pPr>
+        <w:widowControl/>
+        <w:shd w:val="clear" w:color="auto" w:fill="FFFFFF"/>
+        <w:wordWrap/>
+        <w:autoSpaceDE/>
+        <w:autoSpaceDN/>
+        <w:spacing w:after="0"/>
+        <w:ind w:leftChars="100" w:left="200"/>
+        <w:jc w:val="left"/>
+        <w:rPr>
+          <w:rFonts w:ascii="Consolas" w:eastAsia="굴림" w:hAnsi="Consolas" w:cs="굴림"/>
+          <w:color w:val="000000"/>
+          <w:kern w:val="0"/>
+          <w:szCs w:val="20"/>
+        </w:rPr>
+      </w:pPr>
+      <w:r>
+        <w:rPr>
+          <w:rFonts w:ascii="Consolas" w:eastAsia="굴림" w:hAnsi="Consolas" w:cs="굴림"/>
+          <w:color w:val="000000"/>
+          <w:kern w:val="0"/>
+          <w:szCs w:val="20"/>
+        </w:rPr>
+        <w:t>    }</w:t>
+      </w:r>
+      <w:r>
+        <w:rPr>
+          <w:rFonts w:ascii="Consolas" w:eastAsia="굴림" w:hAnsi="Consolas" w:cs="굴림"/>
+          <w:color w:val="AF00DB"/>
+          <w:kern w:val="0"/>
+          <w:szCs w:val="20"/>
+        </w:rPr>
+        <w:t>while</w:t>
+      </w:r>
+      <w:r>
+        <w:rPr>
+          <w:rFonts w:ascii="Consolas" w:eastAsia="굴림" w:hAnsi="Consolas" w:cs="굴림"/>
+          <w:color w:val="000000"/>
+          <w:kern w:val="0"/>
+          <w:szCs w:val="20"/>
+        </w:rPr>
+        <w:t>(</w:t>
+      </w:r>
+      <w:r>
+        <w:rPr>
+          <w:rFonts w:ascii="Consolas" w:eastAsia="굴림" w:hAnsi="Consolas" w:cs="굴림"/>
+          <w:color w:val="795E26"/>
+          <w:kern w:val="0"/>
+          <w:szCs w:val="20"/>
+        </w:rPr>
+        <w:t>isNaN</w:t>
+      </w:r>
+      <w:r>
+        <w:rPr>
+          <w:rFonts w:ascii="Consolas" w:eastAsia="굴림" w:hAnsi="Consolas" w:cs="굴림"/>
+          <w:color w:val="000000"/>
+          <w:kern w:val="0"/>
+          <w:szCs w:val="20"/>
+        </w:rPr>
+        <w:t>(</w:t>
+      </w:r>
+      <w:r>
+        <w:rPr>
+          <w:rFonts w:ascii="Consolas" w:eastAsia="굴림" w:hAnsi="Consolas" w:cs="굴림"/>
+          <w:color w:val="001080"/>
+          <w:kern w:val="0"/>
+          <w:szCs w:val="20"/>
+        </w:rPr>
+        <w:t>kor</w:t>
+      </w:r>
+      <w:r>
+        <w:rPr>
+          <w:rFonts w:ascii="Consolas" w:eastAsia="굴림" w:hAnsi="Consolas" w:cs="굴림"/>
+          <w:color w:val="000000"/>
+          <w:kern w:val="0"/>
+          <w:szCs w:val="20"/>
+        </w:rPr>
+        <w:t xml:space="preserve">) || </w:t>
+      </w:r>
+      <w:r>
+        <w:rPr>
+          <w:rFonts w:ascii="Consolas" w:eastAsia="굴림" w:hAnsi="Consolas" w:cs="굴림"/>
+          <w:color w:val="001080"/>
+          <w:kern w:val="0"/>
+          <w:szCs w:val="20"/>
+        </w:rPr>
+        <w:t>kor</w:t>
+      </w:r>
+      <w:r>
+        <w:rPr>
+          <w:rFonts w:ascii="Consolas" w:eastAsia="굴림" w:hAnsi="Consolas" w:cs="굴림"/>
+          <w:color w:val="000000"/>
+          <w:kern w:val="0"/>
+          <w:szCs w:val="20"/>
+        </w:rPr>
+        <w:t>&lt;</w:t>
+      </w:r>
+      <w:r>
+        <w:rPr>
+          <w:rFonts w:ascii="Consolas" w:eastAsia="굴림" w:hAnsi="Consolas" w:cs="굴림"/>
+          <w:color w:val="098658"/>
+          <w:kern w:val="0"/>
+          <w:szCs w:val="20"/>
+        </w:rPr>
+        <w:t>0</w:t>
+      </w:r>
+      <w:r>
+        <w:rPr>
+          <w:rFonts w:ascii="Consolas" w:eastAsia="굴림" w:hAnsi="Consolas" w:cs="굴림"/>
+          <w:color w:val="000000"/>
+          <w:kern w:val="0"/>
+          <w:szCs w:val="20"/>
+        </w:rPr>
+        <w:t xml:space="preserve"> || </w:t>
+      </w:r>
+      <w:r>
+        <w:rPr>
+          <w:rFonts w:ascii="Consolas" w:eastAsia="굴림" w:hAnsi="Consolas" w:cs="굴림"/>
+          <w:color w:val="001080"/>
+          <w:kern w:val="0"/>
+          <w:szCs w:val="20"/>
+        </w:rPr>
+        <w:t>kor</w:t>
+      </w:r>
+      <w:r>
+        <w:rPr>
+          <w:rFonts w:ascii="Consolas" w:eastAsia="굴림" w:hAnsi="Consolas" w:cs="굴림"/>
+          <w:color w:val="000000"/>
+          <w:kern w:val="0"/>
+          <w:szCs w:val="20"/>
+        </w:rPr>
+        <w:t>&gt;</w:t>
+      </w:r>
+      <w:r>
+        <w:rPr>
+          <w:rFonts w:ascii="Consolas" w:eastAsia="굴림" w:hAnsi="Consolas" w:cs="굴림"/>
+          <w:color w:val="098658"/>
+          <w:kern w:val="0"/>
+          <w:szCs w:val="20"/>
+        </w:rPr>
+        <w:t>100</w:t>
+      </w:r>
+      <w:r>
+        <w:rPr>
+          <w:rFonts w:ascii="Consolas" w:eastAsia="굴림" w:hAnsi="Consolas" w:cs="굴림"/>
+          <w:color w:val="000000"/>
+          <w:kern w:val="0"/>
+          <w:szCs w:val="20"/>
+        </w:rPr>
+        <w:t>);</w:t>
+      </w:r>
+    </w:p>
+    <w:p>
+      <w:pPr>
+        <w:widowControl/>
+        <w:shd w:val="clear" w:color="auto" w:fill="FFFFFF"/>
+        <w:wordWrap/>
+        <w:autoSpaceDE/>
+        <w:autoSpaceDN/>
+        <w:spacing w:after="0"/>
+        <w:ind w:leftChars="100" w:left="200"/>
+        <w:jc w:val="left"/>
+        <w:rPr>
+          <w:rFonts w:ascii="Consolas" w:eastAsia="굴림" w:hAnsi="Consolas" w:cs="굴림"/>
+          <w:color w:val="000000"/>
+          <w:kern w:val="0"/>
+          <w:szCs w:val="20"/>
+        </w:rPr>
+      </w:pPr>
+      <w:r>
+        <w:rPr>
+          <w:rFonts w:ascii="Consolas" w:eastAsia="굴림" w:hAnsi="Consolas" w:cs="굴림"/>
+          <w:color w:val="000000"/>
+          <w:kern w:val="0"/>
+          <w:szCs w:val="20"/>
+        </w:rPr>
+        <w:t xml:space="preserve">  </w:t>
+      </w:r>
+      <w:r>
+        <w:rPr>
+          <w:rFonts w:ascii="Consolas" w:eastAsia="굴림" w:hAnsi="Consolas" w:cs="굴림"/>
+          <w:color w:val="800000"/>
+          <w:kern w:val="0"/>
+          <w:szCs w:val="20"/>
+        </w:rPr>
+        <w:t>&lt;/script&gt;</w:t>
+      </w:r>
+    </w:p>
+    <w:p>
+      <w:pPr>
+        <w:widowControl/>
+        <w:wordWrap/>
+        <w:autoSpaceDE/>
+        <w:autoSpaceDN/>
+        <w:rPr>
+          <w:rFonts w:ascii="돋움체" w:eastAsia="돋움체" w:cs="돋움체"/>
+          <w:color w:val="000000" w:themeColor="text1"/>
+          <w:kern w:val="0"/>
+          <w:szCs w:val="20"/>
+        </w:rPr>
+      </w:pPr>
     </w:p>
     <w:sectPr>
       <w:footerReference w:type="default" r:id="rId7"/>
@@ -8944,28 +10076,28 @@
       </w:rPr>
     </w:lvl>
   </w:abstractNum>
-  <w:num w:numId="1" w16cid:durableId="1043099023">
+  <w:num w:numId="1" w16cid:durableId="478570300">
     <w:abstractNumId w:val="7"/>
   </w:num>
-  <w:num w:numId="2" w16cid:durableId="1843397230">
+  <w:num w:numId="2" w16cid:durableId="500855259">
     <w:abstractNumId w:val="0"/>
   </w:num>
-  <w:num w:numId="3" w16cid:durableId="1459421499">
+  <w:num w:numId="3" w16cid:durableId="309481523">
     <w:abstractNumId w:val="2"/>
   </w:num>
-  <w:num w:numId="4" w16cid:durableId="1388987404">
+  <w:num w:numId="4" w16cid:durableId="605700788">
     <w:abstractNumId w:val="3"/>
   </w:num>
-  <w:num w:numId="5" w16cid:durableId="748111805">
+  <w:num w:numId="5" w16cid:durableId="1170489348">
     <w:abstractNumId w:val="6"/>
   </w:num>
-  <w:num w:numId="6" w16cid:durableId="1771319746">
+  <w:num w:numId="6" w16cid:durableId="1928032975">
     <w:abstractNumId w:val="1"/>
   </w:num>
-  <w:num w:numId="7" w16cid:durableId="766537489">
+  <w:num w:numId="7" w16cid:durableId="1733040252">
     <w:abstractNumId w:val="5"/>
   </w:num>
-  <w:num w:numId="8" w16cid:durableId="1921712658">
+  <w:num w:numId="8" w16cid:durableId="271788724">
     <w:abstractNumId w:val="4"/>
   </w:num>
 </w:numbering>
